--- a/export/Dossier_de_mise_en_situation_KHS_Bank_MOM-TECH.docx
+++ b/export/Dossier_de_mise_en_situation_KHS_Bank_MOM-TECH.docx
@@ -28632,7 +28632,7 @@
               <w:jc w:val="left"/>
             </w:pPr>
             <w:r>
-              <w:t xml:space="preserve">10.10.9.0/23</w:t>
+              <w:t xml:space="preserve">10.10.10.0/23</w:t>
             </w:r>
           </w:p>
         </w:tc>
@@ -28668,7 +28668,7 @@
               <w:jc w:val="left"/>
             </w:pPr>
             <w:r>
-              <w:t xml:space="preserve">10.10.9.1 – 10.10.10.254</w:t>
+              <w:t xml:space="preserve">10.10.10.1 – 10.10.11.254</w:t>
             </w:r>
           </w:p>
         </w:tc>
@@ -38755,7 +38755,7 @@
         <w:rPr>
           <w:rStyle w:val="VerbatimChar"/>
         </w:rPr>
-        <w:t xml:space="preserve">CORE-PARIS(config-if)# ip address 10.10.9.1 255.255.254.0</w:t>
+        <w:t xml:space="preserve">CORE-PARIS(config-if)# ip address 10.10.10.1 255.255.254.0</w:t>
       </w:r>
       <w:r>
         <w:br/>
